--- a/final_requirements/Manuscript.docx
+++ b/final_requirements/Manuscript.docx
@@ -122,7 +122,7 @@
           <w:sz w:val="24"/>
           <w:szCs w:val="24"/>
         </w:rPr>
-        <w:t xml:space="preserve">The Support Services Facilitators Office helps people who live in the area. Now they use a paper logbook to keep track of what people ask for. This is not a way to do things because records can get lost or damaged. It is also hard to find information and it takes a lot of time to check on requests. Making reports also takes a time. All these problems make it hard for the office to manage records and keep track of what </w:t>
+        <w:t xml:space="preserve">The Communifund Assistance System helps people who live in the area. Now they use a paper logbook to keep track of what people ask for. This is not a way to do things because records can get lost or damaged. It is also hard to find information and it takes a lot of time to check on requests. Making reports also takes a time. All these problems make it hard for the office to manage records and keep track of what </w:t>
       </w:r>
       <w:r>
         <w:rPr>
@@ -158,7 +158,7 @@
           <w:sz w:val="24"/>
           <w:szCs w:val="24"/>
         </w:rPr>
-        <w:t xml:space="preserve">To fix these problems someone came up with the idea of the SSFO </w:t>
+        <w:t xml:space="preserve">To fix these problems someone came up with the idea of the Communifund Assistance System </w:t>
       </w:r>
       <w:proofErr w:type="spellStart"/>
       <w:r>
@@ -167,7 +167,7 @@
           <w:sz w:val="24"/>
           <w:szCs w:val="24"/>
         </w:rPr>
-        <w:t>eLog</w:t>
+        <w:t/>
       </w:r>
       <w:proofErr w:type="spellEnd"/>
       <w:r>
@@ -176,7 +176,7 @@
           <w:sz w:val="24"/>
           <w:szCs w:val="24"/>
         </w:rPr>
-        <w:t xml:space="preserve">. This is a web-based system that helps the office keep track of what clients ask for. The system stores all the records in one place gives each request a number and provides tools to check on requests and make reports. The SSFO </w:t>
+        <w:t xml:space="preserve">. This is a web-based system that helps the office keep track of what clients ask for. The system stores all the records in one place gives each request a number and provides tools to check on requests and make reports. The Communifund Assistance System </w:t>
       </w:r>
       <w:proofErr w:type="spellStart"/>
       <w:r>
@@ -185,7 +185,7 @@
           <w:sz w:val="24"/>
           <w:szCs w:val="24"/>
         </w:rPr>
-        <w:t>eLog</w:t>
+        <w:t/>
       </w:r>
       <w:proofErr w:type="spellEnd"/>
       <w:r>
@@ -194,7 +194,7 @@
           <w:sz w:val="24"/>
           <w:szCs w:val="24"/>
         </w:rPr>
-        <w:t xml:space="preserve"> is meant to replace the paper logbook. It should help the office manage records better keep data safe and make office work more efficient. The SSFO </w:t>
+        <w:t xml:space="preserve"> is meant to replace the paper logbook. It should help the office manage records better keep data safe and make office work more efficient. The Communifund Assistance System </w:t>
       </w:r>
       <w:proofErr w:type="spellStart"/>
       <w:r>
@@ -203,7 +203,7 @@
           <w:sz w:val="24"/>
           <w:szCs w:val="24"/>
         </w:rPr>
-        <w:t>eLog</w:t>
+        <w:t/>
       </w:r>
       <w:proofErr w:type="spellEnd"/>
       <w:r>
@@ -212,7 +212,7 @@
           <w:sz w:val="24"/>
           <w:szCs w:val="24"/>
         </w:rPr>
-        <w:t xml:space="preserve"> is a solution, for the Support Services Facilitators Office.</w:t>
+        <w:t xml:space="preserve"> is a solution, for the Communifund Assistance System.</w:t>
       </w:r>
       <w:r>
         <w:rPr>
@@ -275,7 +275,7 @@
           <w:sz w:val="24"/>
           <w:szCs w:val="24"/>
         </w:rPr>
-        <w:t xml:space="preserve">The SSFO </w:t>
+        <w:t xml:space="preserve">The Communifund Assistance System </w:t>
       </w:r>
       <w:proofErr w:type="spellStart"/>
       <w:r>
@@ -284,7 +284,7 @@
           <w:sz w:val="24"/>
           <w:szCs w:val="24"/>
         </w:rPr>
-        <w:t>eLog</w:t>
+        <w:t/>
       </w:r>
       <w:proofErr w:type="spellEnd"/>
       <w:r>
@@ -293,7 +293,7 @@
           <w:sz w:val="24"/>
           <w:szCs w:val="24"/>
         </w:rPr>
-        <w:t xml:space="preserve"> system is meant to make things better for the Support Services Facilitators Office when it comes to keeping track of what clients</w:t>
+        <w:t xml:space="preserve"> system is meant to make things better for the Communifund Assistance System when it comes to keeping track of what clients</w:t>
       </w:r>
       <w:r>
         <w:rPr>
@@ -329,7 +329,7 @@
           <w:sz w:val="24"/>
           <w:szCs w:val="24"/>
         </w:rPr>
-        <w:t xml:space="preserve">The SSFO </w:t>
+        <w:t xml:space="preserve">The Communifund Assistance System </w:t>
       </w:r>
       <w:proofErr w:type="spellStart"/>
       <w:r>
@@ -338,7 +338,7 @@
           <w:sz w:val="24"/>
           <w:szCs w:val="24"/>
         </w:rPr>
-        <w:t>eLog</w:t>
+        <w:t/>
       </w:r>
       <w:proofErr w:type="spellEnd"/>
       <w:r>
@@ -347,7 +347,7 @@
           <w:sz w:val="24"/>
           <w:szCs w:val="24"/>
         </w:rPr>
-        <w:t xml:space="preserve"> is a system on the web that clients and administrators use separately. Clients can tell the SSFO </w:t>
+        <w:t xml:space="preserve"> is a system on the web that clients and administrators use separately. Clients can tell the Communifund Assistance System </w:t>
       </w:r>
       <w:proofErr w:type="spellStart"/>
       <w:r>
@@ -356,7 +356,7 @@
           <w:sz w:val="24"/>
           <w:szCs w:val="24"/>
         </w:rPr>
-        <w:t>eLog</w:t>
+        <w:t/>
       </w:r>
       <w:proofErr w:type="spellEnd"/>
       <w:r>
@@ -365,7 +365,7 @@
           <w:sz w:val="24"/>
           <w:szCs w:val="24"/>
         </w:rPr>
-        <w:t xml:space="preserve"> system what they need upload papers that prove what they are saying and see what is happening with their requests. Administrators can look at records change information, about requests say yes or no to requests. Make reports. The SSFO </w:t>
+        <w:t xml:space="preserve"> system what they need upload papers that prove what they are saying and see what is happening with their requests. Administrators can look at records change information, about requests say yes or no to requests. Make reports. The Communifund Assistance System </w:t>
       </w:r>
       <w:proofErr w:type="spellStart"/>
       <w:r>
@@ -374,7 +374,7 @@
           <w:sz w:val="24"/>
           <w:szCs w:val="24"/>
         </w:rPr>
-        <w:t>eLog</w:t>
+        <w:t/>
       </w:r>
       <w:proofErr w:type="spellEnd"/>
       <w:r>
@@ -383,7 +383,7 @@
           <w:sz w:val="24"/>
           <w:szCs w:val="24"/>
         </w:rPr>
-        <w:t xml:space="preserve"> system is a tool that helps the Support Services Facilitators Office keep records and watch what is going on in a way so everything is easier to get to, more organized and works more smoothly.</w:t>
+        <w:t xml:space="preserve"> system is a tool that helps the Communifund Assistance System keep records and watch what is going on in a way so everything is easier to get to, more organized and works more smoothly.</w:t>
       </w:r>
     </w:p>
     <w:p>
@@ -482,7 +482,7 @@
           <w:sz w:val="24"/>
           <w:szCs w:val="24"/>
         </w:rPr>
-        <w:t xml:space="preserve"> a web-based electronic logging system. This system will help record and monitor client requests, in the SSFO office.</w:t>
+        <w:t xml:space="preserve"> a web-based electronic logging system. This system will help record and monitor client requests, in the Communifund Assistance System office.</w:t>
       </w:r>
     </w:p>
     <w:p>
@@ -560,7 +560,7 @@
           <w:sz w:val="24"/>
           <w:szCs w:val="24"/>
         </w:rPr>
-        <w:t xml:space="preserve">o test the SSFO </w:t>
+        <w:t xml:space="preserve">o test the Communifund Assistance System </w:t>
       </w:r>
       <w:proofErr w:type="spellStart"/>
       <w:r>
@@ -570,7 +570,7 @@
           <w:sz w:val="24"/>
           <w:szCs w:val="24"/>
         </w:rPr>
-        <w:t>eLog</w:t>
+        <w:t/>
       </w:r>
       <w:proofErr w:type="spellEnd"/>
       <w:r>
@@ -687,7 +687,7 @@
           <w:sz w:val="24"/>
           <w:szCs w:val="24"/>
         </w:rPr>
-        <w:t>The client request system is only used for recording client requests monitoring client requests and managing client requests at the SSFO office. It does not cover all the work that is done for assistance.</w:t>
+        <w:t>The client request system is only used for recording client requests monitoring client requests and managing client requests at the Communifund Assistance System office. It does not cover all the work that is done for assistance.</w:t>
       </w:r>
     </w:p>
     <w:p>
@@ -749,7 +749,7 @@
           <w:sz w:val="24"/>
           <w:szCs w:val="24"/>
         </w:rPr>
-        <w:t xml:space="preserve">The SSFO </w:t>
+        <w:t xml:space="preserve">The Communifund Assistance System </w:t>
       </w:r>
       <w:proofErr w:type="spellStart"/>
       <w:r>
@@ -758,7 +758,7 @@
           <w:sz w:val="24"/>
           <w:szCs w:val="24"/>
         </w:rPr>
-        <w:t>eLog</w:t>
+        <w:t/>
       </w:r>
       <w:proofErr w:type="spellEnd"/>
       <w:r>
@@ -796,7 +796,7 @@
           <w:sz w:val="24"/>
           <w:szCs w:val="24"/>
         </w:rPr>
-        <w:t xml:space="preserve">These are the people who live there or make requests using the SSFO </w:t>
+        <w:t xml:space="preserve">These are the people who live there or make requests using the Communifund Assistance System </w:t>
       </w:r>
       <w:proofErr w:type="spellStart"/>
       <w:r>
@@ -805,7 +805,7 @@
           <w:sz w:val="24"/>
           <w:szCs w:val="24"/>
         </w:rPr>
-        <w:t>eLog</w:t>
+        <w:t/>
       </w:r>
       <w:proofErr w:type="spellEnd"/>
       <w:r>
@@ -844,7 +844,7 @@
           <w:sz w:val="24"/>
           <w:szCs w:val="24"/>
         </w:rPr>
-        <w:t xml:space="preserve">These are the people in charge who handle requests, approvals and settings, on the SSFO </w:t>
+        <w:t xml:space="preserve">These are the people in charge who handle requests, approvals and settings, on the Communifund Assistance System </w:t>
       </w:r>
       <w:proofErr w:type="spellStart"/>
       <w:r>
@@ -853,7 +853,7 @@
           <w:sz w:val="24"/>
           <w:szCs w:val="24"/>
         </w:rPr>
-        <w:t>eLog</w:t>
+        <w:t/>
       </w:r>
       <w:proofErr w:type="spellEnd"/>
       <w:r>
@@ -1230,7 +1230,7 @@
           <w:sz w:val="24"/>
           <w:szCs w:val="24"/>
         </w:rPr>
-        <w:t xml:space="preserve">The SSFO </w:t>
+        <w:t xml:space="preserve">The Communifund Assistance System </w:t>
       </w:r>
       <w:proofErr w:type="spellStart"/>
       <w:r>
@@ -1239,7 +1239,7 @@
           <w:sz w:val="24"/>
           <w:szCs w:val="24"/>
         </w:rPr>
-        <w:t>eLog</w:t>
+        <w:t/>
       </w:r>
       <w:proofErr w:type="spellEnd"/>
       <w:r>
@@ -1353,7 +1353,7 @@
           <w:sz w:val="24"/>
           <w:szCs w:val="24"/>
         </w:rPr>
-        <w:t xml:space="preserve">This study is good for the SSFO </w:t>
+        <w:t xml:space="preserve">This study is good for the Communifund Assistance System </w:t>
       </w:r>
       <w:proofErr w:type="spellStart"/>
       <w:r>
@@ -1362,7 +1362,7 @@
           <w:sz w:val="24"/>
           <w:szCs w:val="24"/>
         </w:rPr>
-        <w:t>eLog</w:t>
+        <w:t/>
       </w:r>
       <w:proofErr w:type="spellEnd"/>
       <w:r>
@@ -1371,7 +1371,7 @@
           <w:sz w:val="24"/>
           <w:szCs w:val="24"/>
         </w:rPr>
-        <w:t xml:space="preserve"> system because it shows that having a planned database design is very important for managing client records in a good way. The database systems, like the one used in the SSFO </w:t>
+        <w:t xml:space="preserve"> system because it shows that having a planned database design is very important for managing client records in a good way. The database systems, like the one used in the Communifund Assistance System </w:t>
       </w:r>
       <w:proofErr w:type="spellStart"/>
       <w:r>
@@ -1380,7 +1380,7 @@
           <w:sz w:val="24"/>
           <w:szCs w:val="24"/>
         </w:rPr>
-        <w:t>eLog</w:t>
+        <w:t/>
       </w:r>
       <w:proofErr w:type="spellEnd"/>
       <w:r>
@@ -1504,7 +1504,7 @@
           <w:sz w:val="24"/>
           <w:szCs w:val="24"/>
         </w:rPr>
-        <w:t xml:space="preserve">The SSFO </w:t>
+        <w:t xml:space="preserve">The Communifund Assistance System </w:t>
       </w:r>
       <w:proofErr w:type="spellStart"/>
       <w:r>
@@ -1513,7 +1513,7 @@
           <w:sz w:val="24"/>
           <w:szCs w:val="24"/>
         </w:rPr>
-        <w:t>eLog</w:t>
+        <w:t/>
       </w:r>
       <w:proofErr w:type="spellEnd"/>
       <w:r>
@@ -1668,7 +1668,7 @@
           <w:sz w:val="24"/>
           <w:szCs w:val="24"/>
         </w:rPr>
-        <w:t xml:space="preserve">Franco and his team developed a website to record and monitor things in 2023. This website was used in health offices and it replaced the old way of keeping records by hand. The new system made it easier to get the information they needed it was more accurate. It was easier to use. This shows that using computers and digital systems can really work well in offices. The SSFO </w:t>
+        <w:t xml:space="preserve">Franco and his team developed a website to record and monitor things in 2023. This website was used in health offices and it replaced the old way of keeping records by hand. The new system made it easier to get the information they needed it was more accurate. It was easier to use. This shows that using computers and digital systems can really work well in offices. The Communifund Assistance System </w:t>
       </w:r>
       <w:proofErr w:type="spellStart"/>
       <w:r>
@@ -1677,7 +1677,7 @@
           <w:sz w:val="24"/>
           <w:szCs w:val="24"/>
         </w:rPr>
-        <w:t>eLog</w:t>
+        <w:t/>
       </w:r>
       <w:proofErr w:type="spellEnd"/>
       <w:r>
@@ -1686,7 +1686,7 @@
           <w:sz w:val="24"/>
           <w:szCs w:val="24"/>
         </w:rPr>
-        <w:t xml:space="preserve"> system is similar because it also wants to replace records with a digital system that is organized and easy to use so that it is better for monitoring and managing the SSFO </w:t>
+        <w:t xml:space="preserve"> system is similar because it also wants to replace records with a digital system that is organized and easy to use so that it is better for monitoring and managing the Communifund Assistance System </w:t>
       </w:r>
       <w:proofErr w:type="spellStart"/>
       <w:r>
@@ -1695,7 +1695,7 @@
           <w:sz w:val="24"/>
           <w:szCs w:val="24"/>
         </w:rPr>
-        <w:t>eLog</w:t>
+        <w:t/>
       </w:r>
       <w:proofErr w:type="spellEnd"/>
       <w:r>
@@ -1704,7 +1704,7 @@
           <w:sz w:val="24"/>
           <w:szCs w:val="24"/>
         </w:rPr>
-        <w:t xml:space="preserve"> system and the information, in the SSFO </w:t>
+        <w:t xml:space="preserve"> system and the information, in the Communifund Assistance System </w:t>
       </w:r>
       <w:proofErr w:type="spellStart"/>
       <w:r>
@@ -1713,7 +1713,7 @@
           <w:sz w:val="24"/>
           <w:szCs w:val="24"/>
         </w:rPr>
-        <w:t>eLog</w:t>
+        <w:t/>
       </w:r>
       <w:proofErr w:type="spellEnd"/>
       <w:r>
@@ -1821,7 +1821,7 @@
           <w:sz w:val="24"/>
           <w:szCs w:val="24"/>
         </w:rPr>
-        <w:t xml:space="preserve">This actually backs up the SSFO </w:t>
+        <w:t xml:space="preserve">This actually backs up the Communifund Assistance System </w:t>
       </w:r>
       <w:proofErr w:type="spellStart"/>
       <w:r>
@@ -1830,7 +1830,7 @@
           <w:sz w:val="24"/>
           <w:szCs w:val="24"/>
         </w:rPr>
-        <w:t>eLog</w:t>
+        <w:t/>
       </w:r>
       <w:proofErr w:type="spellEnd"/>
       <w:r>
@@ -1839,7 +1839,7 @@
           <w:sz w:val="24"/>
           <w:szCs w:val="24"/>
         </w:rPr>
-        <w:t xml:space="preserve"> system because it stresses the importance of having one database where client requests can be tracked and managed in an efficient way with the SSFO </w:t>
+        <w:t xml:space="preserve"> system because it stresses the importance of having one database where client requests can be tracked and managed in an efficient way with the Communifund Assistance System </w:t>
       </w:r>
       <w:proofErr w:type="spellStart"/>
       <w:r>
@@ -1848,7 +1848,7 @@
           <w:sz w:val="24"/>
           <w:szCs w:val="24"/>
         </w:rPr>
-        <w:t>eLog</w:t>
+        <w:t/>
       </w:r>
       <w:proofErr w:type="spellEnd"/>
       <w:r>
@@ -1873,7 +1873,7 @@
           <w:sz w:val="24"/>
           <w:szCs w:val="24"/>
         </w:rPr>
-        <w:t xml:space="preserve">The centralized database allows for tracking of client requests which is a major benefit of the SSFO </w:t>
+        <w:t xml:space="preserve">The centralized database allows for tracking of client requests which is a major benefit of the Communifund Assistance System </w:t>
       </w:r>
       <w:proofErr w:type="spellStart"/>
       <w:r>
@@ -1882,7 +1882,7 @@
           <w:sz w:val="24"/>
           <w:szCs w:val="24"/>
         </w:rPr>
-        <w:t>eLog</w:t>
+        <w:t/>
       </w:r>
       <w:proofErr w:type="spellEnd"/>
       <w:r>
@@ -2043,7 +2043,7 @@
           <w:sz w:val="24"/>
           <w:szCs w:val="24"/>
         </w:rPr>
-        <w:t xml:space="preserve">To create the proposed SSFO </w:t>
+        <w:t xml:space="preserve">To create the proposed Communifund Assistance System </w:t>
       </w:r>
       <w:proofErr w:type="spellStart"/>
       <w:r>
@@ -2052,7 +2052,7 @@
           <w:sz w:val="24"/>
           <w:szCs w:val="24"/>
         </w:rPr>
-        <w:t>eLog</w:t>
+        <w:t/>
       </w:r>
       <w:proofErr w:type="spellEnd"/>
       <w:r>
@@ -2061,7 +2061,7 @@
           <w:sz w:val="24"/>
           <w:szCs w:val="24"/>
         </w:rPr>
-        <w:t xml:space="preserve"> system the researcher used the 4D Model. This 4D Model is made up of four parts: Define, Design, Develop and Deploy. The researcher used the SSFO </w:t>
+        <w:t xml:space="preserve"> system the researcher used the 4D Model. This 4D Model is made up of four parts: Define, Design, Develop and Deploy. The researcher used the Communifund Assistance System </w:t>
       </w:r>
       <w:proofErr w:type="spellStart"/>
       <w:r>
@@ -2070,7 +2070,7 @@
           <w:sz w:val="24"/>
           <w:szCs w:val="24"/>
         </w:rPr>
-        <w:t>eLog</w:t>
+        <w:t/>
       </w:r>
       <w:proofErr w:type="spellEnd"/>
       <w:r>
@@ -2079,7 +2079,7 @@
           <w:sz w:val="24"/>
           <w:szCs w:val="24"/>
         </w:rPr>
-        <w:t xml:space="preserve"> system 4D Model to figure out the research environment. They also used the SSFO </w:t>
+        <w:t xml:space="preserve"> system 4D Model to figure out the research environment. They also used the Communifund Assistance System </w:t>
       </w:r>
       <w:proofErr w:type="spellStart"/>
       <w:r>
@@ -2088,7 +2088,7 @@
           <w:sz w:val="24"/>
           <w:szCs w:val="24"/>
         </w:rPr>
-        <w:t>eLog</w:t>
+        <w:t/>
       </w:r>
       <w:proofErr w:type="spellEnd"/>
       <w:r>
@@ -2097,7 +2097,7 @@
           <w:sz w:val="24"/>
           <w:szCs w:val="24"/>
         </w:rPr>
-        <w:t xml:space="preserve"> system 4D Model to find out what was needed. The SSFO </w:t>
+        <w:t xml:space="preserve"> system 4D Model to find out what was needed. The Communifund Assistance System </w:t>
       </w:r>
       <w:proofErr w:type="spellStart"/>
       <w:r>
@@ -2106,7 +2106,7 @@
           <w:sz w:val="24"/>
           <w:szCs w:val="24"/>
         </w:rPr>
-        <w:t>eLog</w:t>
+        <w:t/>
       </w:r>
       <w:proofErr w:type="spellEnd"/>
       <w:r>
@@ -2115,7 +2115,7 @@
           <w:sz w:val="24"/>
           <w:szCs w:val="24"/>
         </w:rPr>
-        <w:t xml:space="preserve"> system 4D Model helped the researcher to understand the steps that had to be taken and the rules that had to be followed for the SSFO </w:t>
+        <w:t xml:space="preserve"> system 4D Model helped the researcher to understand the steps that had to be taken and the rules that had to be followed for the Communifund Assistance System </w:t>
       </w:r>
       <w:proofErr w:type="spellStart"/>
       <w:r>
@@ -2124,7 +2124,7 @@
           <w:sz w:val="24"/>
           <w:szCs w:val="24"/>
         </w:rPr>
-        <w:t>eLog</w:t>
+        <w:t/>
       </w:r>
       <w:proofErr w:type="spellEnd"/>
       <w:r>
@@ -3176,7 +3176,7 @@
           <w:sz w:val="24"/>
           <w:szCs w:val="24"/>
         </w:rPr>
-        <w:t>The researcher found some issues with the paper logbook at the Support Services Facilitators Office.</w:t>
+        <w:t>The researcher found some issues with the paper logbook at the Communifund Assistance System.</w:t>
       </w:r>
       <w:r>
         <w:rPr>
@@ -3256,7 +3256,7 @@
           <w:sz w:val="24"/>
           <w:szCs w:val="24"/>
         </w:rPr>
-        <w:t xml:space="preserve">The solution is called the SSFO </w:t>
+        <w:t xml:space="preserve">The solution is called the Communifund Assistance System </w:t>
       </w:r>
       <w:proofErr w:type="spellStart"/>
       <w:r>
@@ -3265,7 +3265,7 @@
           <w:sz w:val="24"/>
           <w:szCs w:val="24"/>
         </w:rPr>
-        <w:t>eLog</w:t>
+        <w:t/>
       </w:r>
       <w:proofErr w:type="spellEnd"/>
       <w:r>
@@ -3290,7 +3290,7 @@
           <w:sz w:val="24"/>
           <w:szCs w:val="24"/>
         </w:rPr>
-        <w:t xml:space="preserve">The SSFO </w:t>
+        <w:t xml:space="preserve">The Communifund Assistance System </w:t>
       </w:r>
       <w:proofErr w:type="spellStart"/>
       <w:r>
@@ -3299,7 +3299,7 @@
           <w:sz w:val="24"/>
           <w:szCs w:val="24"/>
         </w:rPr>
-        <w:t>eLog</w:t>
+        <w:t/>
       </w:r>
       <w:proofErr w:type="spellEnd"/>
       <w:r>
@@ -3324,7 +3324,7 @@
           <w:sz w:val="24"/>
           <w:szCs w:val="24"/>
         </w:rPr>
-        <w:t>It helps with submitting requests and getting approvals at the Support Services Facilitators Office.</w:t>
+        <w:t>It helps with submitting requests and getting approvals at the Communifund Assistance System.</w:t>
       </w:r>
       <w:r>
         <w:rPr>
@@ -3340,7 +3340,7 @@
           <w:sz w:val="24"/>
           <w:szCs w:val="24"/>
         </w:rPr>
-        <w:t xml:space="preserve">The SSFO </w:t>
+        <w:t xml:space="preserve">The Communifund Assistance System </w:t>
       </w:r>
       <w:proofErr w:type="spellStart"/>
       <w:r>
@@ -3349,7 +3349,7 @@
           <w:sz w:val="24"/>
           <w:szCs w:val="24"/>
         </w:rPr>
-        <w:t>eLog</w:t>
+        <w:t/>
       </w:r>
       <w:proofErr w:type="spellEnd"/>
       <w:r>
@@ -3358,7 +3358,7 @@
           <w:sz w:val="24"/>
           <w:szCs w:val="24"/>
         </w:rPr>
-        <w:t xml:space="preserve"> makes the logbook digital, which solves the problems with the paper logbook, at the Support Services Facilitators Office.</w:t>
+        <w:t xml:space="preserve"> makes the logbook digital, which solves the problems with the paper logbook, at the Communifund Assistance System.</w:t>
       </w:r>
       <w:r>
         <w:rPr>
@@ -3374,7 +3374,7 @@
           <w:sz w:val="24"/>
           <w:szCs w:val="24"/>
         </w:rPr>
-        <w:t xml:space="preserve">The SSFO </w:t>
+        <w:t xml:space="preserve">The Communifund Assistance System </w:t>
       </w:r>
       <w:proofErr w:type="spellStart"/>
       <w:r>
@@ -3383,7 +3383,7 @@
           <w:sz w:val="24"/>
           <w:szCs w:val="24"/>
         </w:rPr>
-        <w:t>eLog</w:t>
+        <w:t/>
       </w:r>
       <w:proofErr w:type="spellEnd"/>
       <w:r>
@@ -3900,7 +3900,7 @@
           <w:sz w:val="24"/>
           <w:szCs w:val="24"/>
         </w:rPr>
-        <w:t>The system was set up in the SSFO office for use.</w:t>
+        <w:t>The system was set up in the Communifund Assistance System office for use.</w:t>
       </w:r>
       <w:r>
         <w:rPr>
@@ -4844,7 +4844,7 @@
                                 <w:sz w:val="24"/>
                                 <w:szCs w:val="24"/>
                               </w:rPr>
-                              <w:t>the SSFO Office.</w:t>
+                              <w:t>the Communifund Assistance System Office.</w:t>
                             </w:r>
                           </w:p>
                         </w:txbxContent>
@@ -4899,7 +4899,7 @@
                           <w:sz w:val="24"/>
                           <w:szCs w:val="24"/>
                         </w:rPr>
-                        <w:t>the SSFO Office.</w:t>
+                        <w:t>the Communifund Assistance System Office.</w:t>
                       </w:r>
                     </w:p>
                   </w:txbxContent>
@@ -5526,7 +5526,7 @@
                                 <w:sz w:val="24"/>
                                 <w:szCs w:val="24"/>
                               </w:rPr>
-                              <w:t>SSFO Staff / CBF In-charge</w:t>
+                              <w:t>Communifund Assistance System Staff / CBF In-charge</w:t>
                             </w:r>
                           </w:p>
                           <w:p>
@@ -5599,7 +5599,7 @@
                           <w:sz w:val="24"/>
                           <w:szCs w:val="24"/>
                         </w:rPr>
-                        <w:t>SSFO Staff / CBF In-charge</w:t>
+                        <w:t>Communifund Assistance System Staff / CBF In-charge</w:t>
                       </w:r>
                     </w:p>
                     <w:p>
@@ -5708,7 +5708,7 @@
           <w:sz w:val="24"/>
           <w:szCs w:val="24"/>
         </w:rPr>
-        <w:t>The current SSFO system uses a manual logbook to record requests. Clients must visit the office in person, and records are handwritten. Retrieval of past records is time-consuming, and reports must be manually prepared. The absence of automation leads to inefficiency and data loss risks.</w:t>
+        <w:t>The current Communifund Assistance System system uses a manual logbook to record requests. Clients must visit the office in person, and records are handwritten. Retrieval of past records is time-consuming, and reports must be manually prepared. The absence of automation leads to inefficiency and data loss risks.</w:t>
       </w:r>
     </w:p>
     <w:p>
@@ -5926,7 +5926,7 @@
                                 <w:szCs w:val="24"/>
                                 <w:lang w:val="en-US"/>
                               </w:rPr>
-                              <w:t xml:space="preserve">SSFO </w:t>
+                              <w:t xml:space="preserve">Communifund Assistance System </w:t>
                             </w:r>
                             <w:proofErr w:type="spellStart"/>
                             <w:r>
@@ -5938,7 +5938,7 @@
                                 <w:szCs w:val="24"/>
                                 <w:lang w:val="en-US"/>
                               </w:rPr>
-                              <w:t>eLog</w:t>
+                              <w:t/>
                             </w:r>
                             <w:proofErr w:type="spellEnd"/>
                             <w:r>
@@ -6003,7 +6003,7 @@
                           <w:szCs w:val="24"/>
                           <w:lang w:val="en-US"/>
                         </w:rPr>
-                        <w:t xml:space="preserve">SSFO </w:t>
+                        <w:t xml:space="preserve">Communifund Assistance System </w:t>
                       </w:r>
                       <w:proofErr w:type="spellStart"/>
                       <w:r>
@@ -6015,7 +6015,7 @@
                           <w:szCs w:val="24"/>
                           <w:lang w:val="en-US"/>
                         </w:rPr>
-                        <w:t>eLog</w:t>
+                        <w:t/>
                       </w:r>
                       <w:proofErr w:type="spellEnd"/>
                       <w:r>
@@ -6112,7 +6112,7 @@
                                 <w:bCs/>
                                 <w:lang w:val="en-US"/>
                               </w:rPr>
-                              <w:t xml:space="preserve">SSFO </w:t>
+                              <w:t xml:space="preserve">Communifund Assistance System </w:t>
                             </w:r>
                             <w:proofErr w:type="spellStart"/>
                             <w:r>
@@ -6167,7 +6167,7 @@
                           <w:bCs/>
                           <w:lang w:val="en-US"/>
                         </w:rPr>
-                        <w:t xml:space="preserve">SSFO </w:t>
+                        <w:t xml:space="preserve">Communifund Assistance System </w:t>
                       </w:r>
                       <w:proofErr w:type="spellStart"/>
                       <w:r>
@@ -6615,7 +6615,7 @@
           <w:sz w:val="24"/>
           <w:szCs w:val="24"/>
         </w:rPr>
-        <w:t>system, while the SSFO Admin/Staff manages and processes the requests.</w:t>
+        <w:t>system, while the Communifund Assistance System Admin/Staff manages and processes the requests.</w:t>
       </w:r>
     </w:p>
     <w:p>
@@ -7243,7 +7243,7 @@
           <w:sz w:val="24"/>
           <w:szCs w:val="24"/>
         </w:rPr>
-        <w:t>SSFO Staff</w:t>
+        <w:t>Communifund Assistance System Staff</w:t>
       </w:r>
     </w:p>
     <w:p>
@@ -9408,7 +9408,7 @@
           <w:sz w:val="24"/>
           <w:szCs w:val="24"/>
         </w:rPr>
-        <w:t xml:space="preserve">The figure 3.2, which is the activity diagram, illustrates the process of the SSFO staff (admin) and the client in the SSFO </w:t>
+        <w:t xml:space="preserve">The figure 3.2, which is the activity diagram, illustrates the process of the Communifund Assistance System staff (admin) and the client in the Communifund Assistance System </w:t>
       </w:r>
       <w:proofErr w:type="spellStart"/>
       <w:r>
@@ -9417,7 +9417,7 @@
           <w:sz w:val="24"/>
           <w:szCs w:val="24"/>
         </w:rPr>
-        <w:t>eLog</w:t>
+        <w:t/>
       </w:r>
       <w:proofErr w:type="spellEnd"/>
       <w:r>
@@ -9426,7 +9426,7 @@
           <w:sz w:val="24"/>
           <w:szCs w:val="24"/>
         </w:rPr>
-        <w:t xml:space="preserve"> System. The client can submit a request for assistance, upload necessary attachments, track the status of the request, receive notifications regarding updates or approvals, and log out of the system after completing their transaction. The SSFO staff or admin, on the other hand, can review and verify submitted requests, </w:t>
+        <w:t xml:space="preserve"> System. The client can submit a request for assistance, upload necessary attachments, track the status of the request, receive notifications regarding updates or approvals, and log out of the system after completing their transaction. The Communifund Assistance System staff or admin, on the other hand, can review and verify submitted requests, </w:t>
       </w:r>
       <w:r>
         <w:rPr>
@@ -10452,7 +10452,7 @@
                                 <w:rFonts w:ascii="Times New Roman" w:hAnsi="Times New Roman" w:cs="Times New Roman"/>
                                 <w:lang w:val="en-US"/>
                               </w:rPr>
-                              <w:t>SSFO staff</w:t>
+                              <w:t>Communifund Assistance System staff</w:t>
                             </w:r>
                           </w:p>
                         </w:txbxContent>
@@ -10489,7 +10489,7 @@
                           <w:rFonts w:ascii="Times New Roman" w:hAnsi="Times New Roman" w:cs="Times New Roman"/>
                           <w:lang w:val="en-US"/>
                         </w:rPr>
-                        <w:t>SSFO staff</w:t>
+                        <w:t>Communifund Assistance System staff</w:t>
                       </w:r>
                     </w:p>
                   </w:txbxContent>
@@ -12164,7 +12164,7 @@
           <w:szCs w:val="24"/>
           <w:lang w:val="en-US"/>
         </w:rPr>
-        <w:t xml:space="preserve">SSFO </w:t>
+        <w:t xml:space="preserve">Communifund Assistance System </w:t>
       </w:r>
       <w:proofErr w:type="spellStart"/>
       <w:r>
@@ -12174,7 +12174,7 @@
           <w:szCs w:val="24"/>
           <w:lang w:val="en-US"/>
         </w:rPr>
-        <w:t>eLog</w:t>
+        <w:t/>
       </w:r>
       <w:proofErr w:type="spellEnd"/>
       <w:r>
@@ -12184,7 +12184,7 @@
           <w:szCs w:val="24"/>
           <w:lang w:val="en-US"/>
         </w:rPr>
-        <w:t xml:space="preserve"> System use case diagram The SSFO </w:t>
+        <w:t xml:space="preserve"> System use case diagram The Communifund Assistance System </w:t>
       </w:r>
       <w:proofErr w:type="spellStart"/>
       <w:r>
@@ -12194,7 +12194,7 @@
           <w:szCs w:val="24"/>
           <w:lang w:val="en-US"/>
         </w:rPr>
-        <w:t>eLog</w:t>
+        <w:t/>
       </w:r>
       <w:proofErr w:type="spellEnd"/>
       <w:r>
@@ -12204,7 +12204,7 @@
           <w:szCs w:val="24"/>
           <w:lang w:val="en-US"/>
         </w:rPr>
-        <w:t xml:space="preserve"> System’s Use Case Diagram illustrates communication between Client (User) of the System and admin (SSFO Staff) of the System where the Client can create request and upload attachments for their need and client also get notification after request for which update he did. </w:t>
+        <w:t xml:space="preserve"> System’s Use Case Diagram illustrates communication between Client (User) of the System and admin (Communifund Assistance System Staff) of the System where the Client can create request and upload attachments for their need and client also get notification after request for which update he did. </w:t>
       </w:r>
       <w:r>
         <w:rPr>
